--- a/Day 1/Day_1Learning.docx
+++ b/Day 1/Day_1Learning.docx
@@ -199,18 +199,13 @@
     <w:p/>
     <w:p>
       <w:r>
-        <w:t xml:space="preserve">Sometimes </w:t>
-      </w:r>
-      <w:proofErr w:type="gramStart"/>
-      <w:r>
-        <w:t>the .</w:t>
+        <w:t>Sometimes the .</w:t>
       </w:r>
       <w:proofErr w:type="spellStart"/>
       <w:r>
         <w:t>cpython</w:t>
       </w:r>
       <w:proofErr w:type="spellEnd"/>
-      <w:proofErr w:type="gramEnd"/>
       <w:r>
         <w:t xml:space="preserve"> file isn’t found</w:t>
       </w:r>
@@ -263,18 +258,13 @@
     </w:p>
     <w:p>
       <w:r>
-        <w:t xml:space="preserve">It executes and makes the </w:t>
-      </w:r>
-      <w:proofErr w:type="gramStart"/>
-      <w:r>
-        <w:t>‘.</w:t>
+        <w:t>It executes and makes the ‘.</w:t>
       </w:r>
       <w:proofErr w:type="spellStart"/>
       <w:r>
         <w:t>cpython</w:t>
       </w:r>
       <w:proofErr w:type="spellEnd"/>
-      <w:proofErr w:type="gramEnd"/>
       <w:r>
         <w:t>’ file</w:t>
       </w:r>
@@ -306,7 +296,21 @@
           <w:b/>
           <w:bCs/>
         </w:rPr>
-        <w:t>pycompile</w:t>
+        <w:t>py</w:t>
+      </w:r>
+      <w:r>
+        <w:rPr>
+          <w:b/>
+          <w:bCs/>
+        </w:rPr>
+        <w:t>_</w:t>
+      </w:r>
+      <w:r>
+        <w:rPr>
+          <w:b/>
+          <w:bCs/>
+        </w:rPr>
+        <w:t>compile</w:t>
       </w:r>
       <w:proofErr w:type="spellEnd"/>
       <w:r>
@@ -471,18 +475,10 @@
         <w:t xml:space="preserve"> </w:t>
       </w:r>
       <w:r>
-        <w:t xml:space="preserve">compiler monitors the program and identifies frequently executed </w:t>
-      </w:r>
-      <w:proofErr w:type="gramStart"/>
-      <w:r>
-        <w:t>code</w:t>
-      </w:r>
-      <w:r>
-        <w:t>(</w:t>
-      </w:r>
-      <w:proofErr w:type="gramEnd"/>
-      <w:r>
-        <w:t xml:space="preserve">hot code). This hot </w:t>
+        <w:t>compiler monitors the program and identifies frequently executed code</w:t>
+      </w:r>
+      <w:r>
+        <w:t xml:space="preserve">(hot code). This hot </w:t>
       </w:r>
       <w:r>
         <w:t>code is compiled into machine code at runtime</w:t>
@@ -546,29 +542,7 @@
           <w:sz w:val="28"/>
           <w:szCs w:val="28"/>
         </w:rPr>
-        <w:t xml:space="preserve">2: Abstract Syntax </w:t>
-      </w:r>
-      <w:proofErr w:type="gramStart"/>
-      <w:r>
-        <w:rPr>
-          <w:rFonts w:ascii="Arial" w:hAnsi="Arial" w:cs="Arial"/>
-          <w:b/>
-          <w:bCs/>
-          <w:sz w:val="28"/>
-          <w:szCs w:val="28"/>
-        </w:rPr>
-        <w:t>Trees(</w:t>
-      </w:r>
-      <w:proofErr w:type="gramEnd"/>
-      <w:r>
-        <w:rPr>
-          <w:rFonts w:ascii="Arial" w:hAnsi="Arial" w:cs="Arial"/>
-          <w:b/>
-          <w:bCs/>
-          <w:sz w:val="28"/>
-          <w:szCs w:val="28"/>
-        </w:rPr>
-        <w:t>AST)</w:t>
+        <w:t>2: Abstract Syntax Trees(AST)</w:t>
       </w:r>
     </w:p>
     <w:p>
@@ -2567,47 +2541,6 @@
       <w:pPr>
         <w:rPr>
           <w:rFonts w:cstheme="minorHAnsi"/>
-        </w:rPr>
-      </w:pPr>
-    </w:p>
-    <w:p>
-      <w:pPr>
-        <w:rPr>
-          <w:rFonts w:cstheme="minorHAnsi"/>
-        </w:rPr>
-      </w:pPr>
-    </w:p>
-    <w:p>
-      <w:pPr>
-        <w:rPr>
-          <w:rFonts w:cstheme="minorHAnsi"/>
-        </w:rPr>
-      </w:pPr>
-    </w:p>
-    <w:p>
-      <w:pPr>
-        <w:rPr>
-          <w:rFonts w:cstheme="minorHAnsi"/>
-          <w:b/>
-          <w:bCs/>
-        </w:rPr>
-      </w:pPr>
-      <w:r>
-        <w:rPr>
-          <w:rFonts w:cstheme="minorHAnsi"/>
-          <w:b/>
-          <w:bCs/>
-        </w:rPr>
-        <w:lastRenderedPageBreak/>
-        <w:t>Diamond Problem</w:t>
-      </w:r>
-    </w:p>
-    <w:p>
-      <w:pPr>
-        <w:rPr>
-          <w:rFonts w:cstheme="minorHAnsi"/>
-          <w:b/>
-          <w:bCs/>
         </w:rPr>
       </w:pPr>
     </w:p>
